--- a/Revisiones-Tesina/Justificacio-Del-Problema-Objetivos/ANTEPROYECTO AV3 GUSTAVO DE JESUS ESCOBAR MATA.docx
+++ b/Revisiones-Tesina/Justificacio-Del-Problema-Objetivos/ANTEPROYECTO AV3 GUSTAVO DE JESUS ESCOBAR MATA.docx
@@ -801,57 +801,107 @@
           <w:rFonts w:ascii="Arial" w:hAnsi="Arial" w:cs="Arial"/>
           <w:lang w:val="es-ES"/>
         </w:rPr>
-        <w:t>(Título y nombre)                                         (Título y nombre)</w:t>
-      </w:r>
-    </w:p>
-    <w:p>
-      <w:pPr>
-        <w:jc w:val="center"/>
-        <w:rPr>
-          <w:rFonts w:ascii="Arial" w:hAnsi="Arial" w:cs="Arial"/>
-          <w:lang w:val="es-ES"/>
-        </w:rPr>
-      </w:pPr>
-      <w:r>
-        <w:rPr>
-          <w:rFonts w:ascii="Arial" w:hAnsi="Arial" w:cs="Arial"/>
-          <w:lang w:val="es-ES"/>
-        </w:rPr>
-        <w:t>Revisor                                                        Revisor</w:t>
-      </w:r>
-    </w:p>
-    <w:p>
-      <w:pPr>
-        <w:jc w:val="center"/>
-        <w:rPr>
-          <w:rFonts w:ascii="Arial" w:hAnsi="Arial" w:cs="Arial"/>
-          <w:lang w:val="es-ES"/>
-        </w:rPr>
-      </w:pPr>
-    </w:p>
-    <w:p>
-      <w:pPr>
-        <w:jc w:val="center"/>
-        <w:rPr>
-          <w:rFonts w:ascii="Arial" w:hAnsi="Arial" w:cs="Arial"/>
-          <w:lang w:val="es-ES"/>
-        </w:rPr>
-      </w:pPr>
-    </w:p>
-    <w:p>
-      <w:pPr>
-        <w:jc w:val="center"/>
-        <w:rPr>
-          <w:rFonts w:ascii="Arial" w:hAnsi="Arial" w:cs="Arial"/>
-          <w:lang w:val="es-ES"/>
-        </w:rPr>
-      </w:pPr>
-      <w:r>
-        <w:rPr>
-          <w:rFonts w:ascii="Arial" w:hAnsi="Arial" w:cs="Arial"/>
-          <w:lang w:val="es-ES"/>
-        </w:rPr>
-        <w:t>Vo.Bo.</w:t>
+        <w:t xml:space="preserve">(Título y </w:t>
+      </w:r>
+      <w:proofErr w:type="gramStart"/>
+      <w:r>
+        <w:rPr>
+          <w:rFonts w:ascii="Arial" w:hAnsi="Arial" w:cs="Arial"/>
+          <w:lang w:val="es-ES"/>
+        </w:rPr>
+        <w:t xml:space="preserve">nombre)   </w:t>
+      </w:r>
+      <w:proofErr w:type="gramEnd"/>
+      <w:r>
+        <w:rPr>
+          <w:rFonts w:ascii="Arial" w:hAnsi="Arial" w:cs="Arial"/>
+          <w:lang w:val="es-ES"/>
+        </w:rPr>
+        <w:t xml:space="preserve">                                   </w:t>
+      </w:r>
+      <w:proofErr w:type="gramStart"/>
+      <w:r>
+        <w:rPr>
+          <w:rFonts w:ascii="Arial" w:hAnsi="Arial" w:cs="Arial"/>
+          <w:lang w:val="es-ES"/>
+        </w:rPr>
+        <w:t xml:space="preserve">   (</w:t>
+      </w:r>
+      <w:proofErr w:type="gramEnd"/>
+      <w:r>
+        <w:rPr>
+          <w:rFonts w:ascii="Arial" w:hAnsi="Arial" w:cs="Arial"/>
+          <w:lang w:val="es-ES"/>
+        </w:rPr>
+        <w:t>Título y nombre)</w:t>
+      </w:r>
+    </w:p>
+    <w:p>
+      <w:pPr>
+        <w:jc w:val="center"/>
+        <w:rPr>
+          <w:rFonts w:ascii="Arial" w:hAnsi="Arial" w:cs="Arial"/>
+          <w:lang w:val="es-ES"/>
+        </w:rPr>
+      </w:pPr>
+      <w:r>
+        <w:rPr>
+          <w:rFonts w:ascii="Arial" w:hAnsi="Arial" w:cs="Arial"/>
+          <w:lang w:val="es-ES"/>
+        </w:rPr>
+        <w:t xml:space="preserve">Revisor                                                        </w:t>
+      </w:r>
+      <w:proofErr w:type="spellStart"/>
+      <w:r>
+        <w:rPr>
+          <w:rFonts w:ascii="Arial" w:hAnsi="Arial" w:cs="Arial"/>
+          <w:lang w:val="es-ES"/>
+        </w:rPr>
+        <w:t>Revisor</w:t>
+      </w:r>
+      <w:proofErr w:type="spellEnd"/>
+    </w:p>
+    <w:p>
+      <w:pPr>
+        <w:jc w:val="center"/>
+        <w:rPr>
+          <w:rFonts w:ascii="Arial" w:hAnsi="Arial" w:cs="Arial"/>
+          <w:lang w:val="es-ES"/>
+        </w:rPr>
+      </w:pPr>
+    </w:p>
+    <w:p>
+      <w:pPr>
+        <w:jc w:val="center"/>
+        <w:rPr>
+          <w:rFonts w:ascii="Arial" w:hAnsi="Arial" w:cs="Arial"/>
+          <w:lang w:val="es-ES"/>
+        </w:rPr>
+      </w:pPr>
+    </w:p>
+    <w:p>
+      <w:pPr>
+        <w:jc w:val="center"/>
+        <w:rPr>
+          <w:rFonts w:ascii="Arial" w:hAnsi="Arial" w:cs="Arial"/>
+          <w:lang w:val="es-ES"/>
+        </w:rPr>
+      </w:pPr>
+      <w:proofErr w:type="spellStart"/>
+      <w:r>
+        <w:rPr>
+          <w:rFonts w:ascii="Arial" w:hAnsi="Arial" w:cs="Arial"/>
+          <w:lang w:val="es-ES"/>
+        </w:rPr>
+        <w:t>Vo.Bo</w:t>
+      </w:r>
+      <w:proofErr w:type="spellEnd"/>
+      <w:r>
+        <w:rPr>
+          <w:rFonts w:ascii="Arial" w:hAnsi="Arial" w:cs="Arial"/>
+          <w:lang w:val="es-ES"/>
+        </w:rPr>
+        <w:t>.</w:t>
       </w:r>
     </w:p>
     <w:p>
@@ -1399,7 +1449,139 @@
         <w:rPr>
           <w:rFonts w:ascii="Arial" w:hAnsi="Arial" w:cs="Arial"/>
         </w:rPr>
-        <w:t>(Subtítulo)…………</w:t>
+        <w:t>(Subtítulo)……</w:t>
+      </w:r>
+      <w:proofErr w:type="gramStart"/>
+      <w:r>
+        <w:rPr>
+          <w:rFonts w:ascii="Arial" w:hAnsi="Arial" w:cs="Arial"/>
+        </w:rPr>
+        <w:t>……</w:t>
+      </w:r>
+      <w:r>
+        <w:rPr>
+          <w:rFonts w:ascii="Arial" w:hAnsi="Arial" w:cs="Arial"/>
+        </w:rPr>
+        <w:t>.</w:t>
+      </w:r>
+      <w:proofErr w:type="gramEnd"/>
+      <w:r>
+        <w:rPr>
+          <w:rFonts w:ascii="Arial" w:hAnsi="Arial" w:cs="Arial"/>
+        </w:rPr>
+        <w:t>.</w:t>
+      </w:r>
+      <w:r>
+        <w:rPr>
+          <w:rFonts w:ascii="Arial" w:hAnsi="Arial" w:cs="Arial"/>
+        </w:rPr>
+        <w:t>……………………………………</w:t>
+      </w:r>
+      <w:r>
+        <w:rPr>
+          <w:rFonts w:ascii="Arial" w:hAnsi="Arial" w:cs="Arial"/>
+        </w:rPr>
+        <w:t>……</w:t>
+      </w:r>
+      <w:proofErr w:type="gramStart"/>
+      <w:r>
+        <w:rPr>
+          <w:rFonts w:ascii="Arial" w:hAnsi="Arial" w:cs="Arial"/>
+        </w:rPr>
+        <w:t>…….</w:t>
+      </w:r>
+      <w:proofErr w:type="gramEnd"/>
+      <w:r>
+        <w:rPr>
+          <w:rFonts w:ascii="Arial" w:hAnsi="Arial" w:cs="Arial"/>
+        </w:rPr>
+        <w:t>1</w:t>
+      </w:r>
+    </w:p>
+    <w:p>
+      <w:pPr>
+        <w:rPr>
+          <w:rFonts w:ascii="Arial" w:hAnsi="Arial" w:cs="Arial"/>
+        </w:rPr>
+      </w:pPr>
+      <w:r>
+        <w:rPr>
+          <w:rFonts w:ascii="Arial" w:hAnsi="Arial" w:cs="Arial"/>
+          <w:lang w:val="es-ES"/>
+        </w:rPr>
+        <w:tab/>
+      </w:r>
+      <w:r>
+        <w:rPr>
+          <w:rFonts w:ascii="Arial" w:hAnsi="Arial" w:cs="Arial"/>
+        </w:rPr>
+        <w:t xml:space="preserve">           1.1.1 (Subtítulo)………………………………</w:t>
+      </w:r>
+      <w:r>
+        <w:rPr>
+          <w:rFonts w:ascii="Arial" w:hAnsi="Arial" w:cs="Arial"/>
+        </w:rPr>
+        <w:t>………………</w:t>
+      </w:r>
+      <w:proofErr w:type="gramStart"/>
+      <w:r>
+        <w:rPr>
+          <w:rFonts w:ascii="Arial" w:hAnsi="Arial" w:cs="Arial"/>
+        </w:rPr>
+        <w:t>……</w:t>
+      </w:r>
+      <w:r>
+        <w:rPr>
+          <w:rFonts w:ascii="Arial" w:hAnsi="Arial" w:cs="Arial"/>
+        </w:rPr>
+        <w:t>.</w:t>
+      </w:r>
+      <w:proofErr w:type="gramEnd"/>
+      <w:r>
+        <w:rPr>
+          <w:rFonts w:ascii="Arial" w:hAnsi="Arial" w:cs="Arial"/>
+        </w:rPr>
+        <w:t>1</w:t>
+      </w:r>
+    </w:p>
+    <w:p>
+      <w:pPr>
+        <w:rPr>
+          <w:rFonts w:ascii="Arial" w:hAnsi="Arial" w:cs="Arial"/>
+        </w:rPr>
+      </w:pPr>
+      <w:r>
+        <w:rPr>
+          <w:rFonts w:ascii="Arial" w:hAnsi="Arial" w:cs="Arial"/>
+        </w:rPr>
+        <w:t xml:space="preserve">             1.2</w:t>
+      </w:r>
+      <w:proofErr w:type="gramStart"/>
+      <w:r>
+        <w:rPr>
+          <w:rFonts w:ascii="Arial" w:hAnsi="Arial" w:cs="Arial"/>
+        </w:rPr>
+        <w:t xml:space="preserve">   (</w:t>
+      </w:r>
+      <w:proofErr w:type="gramEnd"/>
+      <w:r>
+        <w:rPr>
+          <w:rFonts w:ascii="Arial" w:hAnsi="Arial" w:cs="Arial"/>
+        </w:rPr>
+        <w:t>Subtítulo)……………………………………………………</w:t>
+      </w:r>
+      <w:r>
+        <w:rPr>
+          <w:rFonts w:ascii="Arial" w:hAnsi="Arial" w:cs="Arial"/>
+        </w:rPr>
+        <w:t>…</w:t>
+      </w:r>
+      <w:proofErr w:type="gramStart"/>
+      <w:r>
+        <w:rPr>
+          <w:rFonts w:ascii="Arial" w:hAnsi="Arial" w:cs="Arial"/>
+        </w:rPr>
+        <w:t>….</w:t>
       </w:r>
       <w:r>
         <w:rPr>
@@ -1411,95 +1593,9 @@
         <w:rPr>
           <w:rFonts w:ascii="Arial" w:hAnsi="Arial" w:cs="Arial"/>
         </w:rPr>
-        <w:t>……………………………………</w:t>
-      </w:r>
-      <w:r>
-        <w:rPr>
-          <w:rFonts w:ascii="Arial" w:hAnsi="Arial" w:cs="Arial"/>
-        </w:rPr>
-        <w:t>……</w:t>
-      </w:r>
-      <w:r>
-        <w:rPr>
-          <w:rFonts w:ascii="Arial" w:hAnsi="Arial" w:cs="Arial"/>
-        </w:rPr>
-        <w:t>…….</w:t>
-      </w:r>
-      <w:r>
-        <w:rPr>
-          <w:rFonts w:ascii="Arial" w:hAnsi="Arial" w:cs="Arial"/>
-        </w:rPr>
-        <w:t>1</w:t>
-      </w:r>
-    </w:p>
-    <w:p>
-      <w:pPr>
-        <w:rPr>
-          <w:rFonts w:ascii="Arial" w:hAnsi="Arial" w:cs="Arial"/>
-        </w:rPr>
-      </w:pPr>
-      <w:r>
-        <w:rPr>
-          <w:rFonts w:ascii="Arial" w:hAnsi="Arial" w:cs="Arial"/>
-          <w:lang w:val="es-ES"/>
-        </w:rPr>
-        <w:tab/>
-      </w:r>
-      <w:r>
-        <w:rPr>
-          <w:rFonts w:ascii="Arial" w:hAnsi="Arial" w:cs="Arial"/>
-        </w:rPr>
-        <w:t xml:space="preserve">           1.1.1 (Subtítulo)………………………………</w:t>
-      </w:r>
-      <w:r>
-        <w:rPr>
-          <w:rFonts w:ascii="Arial" w:hAnsi="Arial" w:cs="Arial"/>
-        </w:rPr>
-        <w:t>……………………</w:t>
-      </w:r>
-      <w:r>
-        <w:rPr>
-          <w:rFonts w:ascii="Arial" w:hAnsi="Arial" w:cs="Arial"/>
-        </w:rPr>
         <w:t>.</w:t>
       </w:r>
-      <w:r>
-        <w:rPr>
-          <w:rFonts w:ascii="Arial" w:hAnsi="Arial" w:cs="Arial"/>
-        </w:rPr>
-        <w:t>1</w:t>
-      </w:r>
-    </w:p>
-    <w:p>
-      <w:pPr>
-        <w:rPr>
-          <w:rFonts w:ascii="Arial" w:hAnsi="Arial" w:cs="Arial"/>
-        </w:rPr>
-      </w:pPr>
-      <w:r>
-        <w:rPr>
-          <w:rFonts w:ascii="Arial" w:hAnsi="Arial" w:cs="Arial"/>
-        </w:rPr>
-        <w:t xml:space="preserve">             1.2   (Subtítulo)……………………………………………………</w:t>
-      </w:r>
-      <w:r>
-        <w:rPr>
-          <w:rFonts w:ascii="Arial" w:hAnsi="Arial" w:cs="Arial"/>
-        </w:rPr>
-        <w:t>…….</w:t>
-      </w:r>
-      <w:r>
-        <w:rPr>
-          <w:rFonts w:ascii="Arial" w:hAnsi="Arial" w:cs="Arial"/>
-        </w:rPr>
-        <w:t>..</w:t>
-      </w:r>
-      <w:r>
-        <w:rPr>
-          <w:rFonts w:ascii="Arial" w:hAnsi="Arial" w:cs="Arial"/>
-        </w:rPr>
-        <w:t>.</w:t>
-      </w:r>
+      <w:proofErr w:type="gramEnd"/>
       <w:r>
         <w:rPr>
           <w:rFonts w:ascii="Arial" w:hAnsi="Arial" w:cs="Arial"/>
@@ -1615,7 +1711,15 @@
           <w:rFonts w:ascii="Arial" w:hAnsi="Arial" w:cs="Arial"/>
           <w:lang w:val="es-ES"/>
         </w:rPr>
-        <w:t xml:space="preserve">2.1  </w:t>
+        <w:t>2.1</w:t>
+      </w:r>
+      <w:proofErr w:type="gramStart"/>
+      <w:r>
+        <w:rPr>
+          <w:rFonts w:ascii="Arial" w:hAnsi="Arial" w:cs="Arial"/>
+          <w:lang w:val="es-ES"/>
+        </w:rPr>
+        <w:t xml:space="preserve">  </w:t>
       </w:r>
       <w:r>
         <w:rPr>
@@ -1629,7 +1733,15 @@
           <w:rFonts w:ascii="Arial" w:hAnsi="Arial" w:cs="Arial"/>
           <w:lang w:val="es-ES"/>
         </w:rPr>
-        <w:t xml:space="preserve">(Subtítulo) </w:t>
+        <w:t>(</w:t>
+      </w:r>
+      <w:proofErr w:type="gramEnd"/>
+      <w:r>
+        <w:rPr>
+          <w:rFonts w:ascii="Arial" w:hAnsi="Arial" w:cs="Arial"/>
+          <w:lang w:val="es-ES"/>
+        </w:rPr>
+        <w:t xml:space="preserve">Subtítulo) </w:t>
       </w:r>
       <w:r>
         <w:rPr>
@@ -1722,7 +1834,21 @@
         <w:rPr>
           <w:rFonts w:ascii="Arial" w:hAnsi="Arial" w:cs="Arial"/>
         </w:rPr>
-        <w:t>4.    FORMULACIÓN DE OBJETIVOS…………………………..…</w:t>
+        <w:t>4.    FORMULACIÓN DE OBJETIVOS……………………</w:t>
+      </w:r>
+      <w:proofErr w:type="gramStart"/>
+      <w:r>
+        <w:rPr>
+          <w:rFonts w:ascii="Arial" w:hAnsi="Arial" w:cs="Arial"/>
+        </w:rPr>
+        <w:t>…….</w:t>
+      </w:r>
+      <w:proofErr w:type="gramEnd"/>
+      <w:r>
+        <w:rPr>
+          <w:rFonts w:ascii="Arial" w:hAnsi="Arial" w:cs="Arial"/>
+        </w:rPr>
+        <w:t>.…</w:t>
       </w:r>
       <w:r>
         <w:rPr>
@@ -1799,14 +1925,36 @@
         <w:rPr>
           <w:rFonts w:ascii="Arial" w:hAnsi="Arial" w:cs="Arial"/>
         </w:rPr>
-        <w:t>6.    METODOLOGÍA………………………………………………....…</w:t>
-      </w:r>
-      <w:r>
-        <w:rPr>
-          <w:rFonts w:ascii="Arial" w:hAnsi="Arial" w:cs="Arial"/>
-        </w:rPr>
-        <w:t>………....</w:t>
-      </w:r>
+        <w:t>6.    METODOLOGÍA……………………………………………</w:t>
+      </w:r>
+      <w:proofErr w:type="gramStart"/>
+      <w:r>
+        <w:rPr>
+          <w:rFonts w:ascii="Arial" w:hAnsi="Arial" w:cs="Arial"/>
+        </w:rPr>
+        <w:t>…....</w:t>
+      </w:r>
+      <w:proofErr w:type="gramEnd"/>
+      <w:r>
+        <w:rPr>
+          <w:rFonts w:ascii="Arial" w:hAnsi="Arial" w:cs="Arial"/>
+        </w:rPr>
+        <w:t>…</w:t>
+      </w:r>
+      <w:r>
+        <w:rPr>
+          <w:rFonts w:ascii="Arial" w:hAnsi="Arial" w:cs="Arial"/>
+        </w:rPr>
+        <w:t>……</w:t>
+      </w:r>
+      <w:proofErr w:type="gramStart"/>
+      <w:r>
+        <w:rPr>
+          <w:rFonts w:ascii="Arial" w:hAnsi="Arial" w:cs="Arial"/>
+        </w:rPr>
+        <w:t>…....</w:t>
+      </w:r>
+      <w:proofErr w:type="gramEnd"/>
       <w:r>
         <w:rPr>
           <w:rFonts w:ascii="Arial" w:hAnsi="Arial" w:cs="Arial"/>
@@ -1953,7 +2101,21 @@
         <w:rPr>
           <w:rFonts w:ascii="Arial" w:hAnsi="Arial" w:cs="Arial"/>
         </w:rPr>
-        <w:t>…………………………………………….....……….......</w:t>
+        <w:t>…………………………………………</w:t>
+      </w:r>
+      <w:proofErr w:type="gramStart"/>
+      <w:r>
+        <w:rPr>
+          <w:rFonts w:ascii="Arial" w:hAnsi="Arial" w:cs="Arial"/>
+        </w:rPr>
+        <w:t>…....</w:t>
+      </w:r>
+      <w:proofErr w:type="gramEnd"/>
+      <w:r>
+        <w:rPr>
+          <w:rFonts w:ascii="Arial" w:hAnsi="Arial" w:cs="Arial"/>
+        </w:rPr>
+        <w:t>.……….......</w:t>
       </w:r>
       <w:r>
         <w:rPr>
@@ -2010,7 +2172,21 @@
         <w:rPr>
           <w:rFonts w:ascii="Arial" w:hAnsi="Arial" w:cs="Arial"/>
         </w:rPr>
-        <w:t>...........…………………………………………….....……….............</w:t>
+        <w:t>...........…………………………………………</w:t>
+      </w:r>
+      <w:proofErr w:type="gramStart"/>
+      <w:r>
+        <w:rPr>
+          <w:rFonts w:ascii="Arial" w:hAnsi="Arial" w:cs="Arial"/>
+        </w:rPr>
+        <w:t>…....</w:t>
+      </w:r>
+      <w:proofErr w:type="gramEnd"/>
+      <w:r>
+        <w:rPr>
+          <w:rFonts w:ascii="Arial" w:hAnsi="Arial" w:cs="Arial"/>
+        </w:rPr>
+        <w:t>.……….............</w:t>
       </w:r>
       <w:r>
         <w:rPr>
@@ -3921,11 +4097,19 @@
         </w:rPr>
         <w:t xml:space="preserve">Redacción alusiva al primer subtema de este capítulo. </w:t>
       </w:r>
-      <w:r>
-        <w:rPr>
-          <w:rFonts w:ascii="Arial" w:hAnsi="Arial" w:cs="Arial"/>
-        </w:rPr>
-        <w:t>JkadkjfhkhdsfkDFLKLKJdklfj.</w:t>
+      <w:proofErr w:type="spellStart"/>
+      <w:r>
+        <w:rPr>
+          <w:rFonts w:ascii="Arial" w:hAnsi="Arial" w:cs="Arial"/>
+        </w:rPr>
+        <w:t>JkadkjfhkhdsfkDFLKLKJdklfj</w:t>
+      </w:r>
+      <w:proofErr w:type="spellEnd"/>
+      <w:r>
+        <w:rPr>
+          <w:rFonts w:ascii="Arial" w:hAnsi="Arial" w:cs="Arial"/>
+        </w:rPr>
+        <w:t>.</w:t>
       </w:r>
     </w:p>
     <w:p>
@@ -3946,8 +4130,65 @@
           <w:rFonts w:ascii="Arial" w:hAnsi="Arial" w:cs="Arial"/>
         </w:rPr>
         <w:tab/>
-        <w:t>Nfdkjdksfjng.nsfd.gn .lnkfglkfg lkdjfgñlkjsdñflkgjlkjfdg ñlsdjfglkjfdlkgj lkjglkjslkjg</w:t>
-      </w:r>
+      </w:r>
+      <w:proofErr w:type="gramStart"/>
+      <w:r>
+        <w:rPr>
+          <w:rFonts w:ascii="Arial" w:hAnsi="Arial" w:cs="Arial"/>
+        </w:rPr>
+        <w:t>Nfdkjdksfjng.nsfd.gn .</w:t>
+      </w:r>
+      <w:proofErr w:type="spellStart"/>
+      <w:r>
+        <w:rPr>
+          <w:rFonts w:ascii="Arial" w:hAnsi="Arial" w:cs="Arial"/>
+        </w:rPr>
+        <w:t>lnkfglkfg</w:t>
+      </w:r>
+      <w:proofErr w:type="spellEnd"/>
+      <w:proofErr w:type="gramEnd"/>
+      <w:r>
+        <w:rPr>
+          <w:rFonts w:ascii="Arial" w:hAnsi="Arial" w:cs="Arial"/>
+        </w:rPr>
+        <w:t xml:space="preserve"> </w:t>
+      </w:r>
+      <w:proofErr w:type="spellStart"/>
+      <w:r>
+        <w:rPr>
+          <w:rFonts w:ascii="Arial" w:hAnsi="Arial" w:cs="Arial"/>
+        </w:rPr>
+        <w:t>lkdjfgñlkjsdñflkgjlkjfdg</w:t>
+      </w:r>
+      <w:proofErr w:type="spellEnd"/>
+      <w:r>
+        <w:rPr>
+          <w:rFonts w:ascii="Arial" w:hAnsi="Arial" w:cs="Arial"/>
+        </w:rPr>
+        <w:t xml:space="preserve"> </w:t>
+      </w:r>
+      <w:proofErr w:type="spellStart"/>
+      <w:r>
+        <w:rPr>
+          <w:rFonts w:ascii="Arial" w:hAnsi="Arial" w:cs="Arial"/>
+        </w:rPr>
+        <w:t>ñlsdjfglkjfdlkgj</w:t>
+      </w:r>
+      <w:proofErr w:type="spellEnd"/>
+      <w:r>
+        <w:rPr>
+          <w:rFonts w:ascii="Arial" w:hAnsi="Arial" w:cs="Arial"/>
+        </w:rPr>
+        <w:t xml:space="preserve"> </w:t>
+      </w:r>
+      <w:proofErr w:type="spellStart"/>
+      <w:r>
+        <w:rPr>
+          <w:rFonts w:ascii="Arial" w:hAnsi="Arial" w:cs="Arial"/>
+        </w:rPr>
+        <w:t>lkjglkjslkjg</w:t>
+      </w:r>
+      <w:proofErr w:type="spellEnd"/>
     </w:p>
     <w:p>
       <w:pPr>
@@ -3975,12 +4216,14 @@
         </w:rPr>
         <w:t>1.1.1</w:t>
       </w:r>
+      <w:proofErr w:type="gramStart"/>
       <w:r>
         <w:rPr>
           <w:rFonts w:ascii="Arial" w:hAnsi="Arial" w:cs="Arial"/>
         </w:rPr>
         <w:t xml:space="preserve">   (</w:t>
       </w:r>
+      <w:proofErr w:type="gramEnd"/>
       <w:r>
         <w:rPr>
           <w:rFonts w:ascii="Arial" w:hAnsi="Arial" w:cs="Arial"/>
@@ -4064,11 +4307,19 @@
         </w:rPr>
         <w:t xml:space="preserve">Redacción alusiva al primer subtema de este capítulo. </w:t>
       </w:r>
-      <w:r>
-        <w:rPr>
-          <w:rFonts w:ascii="Arial" w:hAnsi="Arial" w:cs="Arial"/>
-        </w:rPr>
-        <w:t>JkadkjfhkhdsfkDFLKLKJdklfj.</w:t>
+      <w:proofErr w:type="spellStart"/>
+      <w:r>
+        <w:rPr>
+          <w:rFonts w:ascii="Arial" w:hAnsi="Arial" w:cs="Arial"/>
+        </w:rPr>
+        <w:t>JkadkjfhkhdsfkDFLKLKJdklfj</w:t>
+      </w:r>
+      <w:proofErr w:type="spellEnd"/>
+      <w:r>
+        <w:rPr>
+          <w:rFonts w:ascii="Arial" w:hAnsi="Arial" w:cs="Arial"/>
+        </w:rPr>
+        <w:t>.</w:t>
       </w:r>
     </w:p>
     <w:p>
@@ -4282,12 +4533,14 @@
         </w:rPr>
         <w:t>2.1.1</w:t>
       </w:r>
+      <w:proofErr w:type="gramStart"/>
       <w:r>
         <w:rPr>
           <w:rFonts w:ascii="Arial" w:hAnsi="Arial" w:cs="Arial"/>
         </w:rPr>
         <w:t xml:space="preserve">   (</w:t>
       </w:r>
+      <w:proofErr w:type="gramEnd"/>
       <w:r>
         <w:rPr>
           <w:rFonts w:ascii="Arial" w:hAnsi="Arial" w:cs="Arial"/>
@@ -4700,11 +4953,47 @@
         </w:rPr>
         <w:t>(</w:t>
       </w:r>
-      <w:r>
-        <w:rPr>
-          <w:rFonts w:ascii="Arial" w:hAnsi="Arial" w:cs="Arial"/>
-        </w:rPr>
-        <w:t xml:space="preserve">United Nations Office on Drugs and Crime </w:t>
+      <w:proofErr w:type="spellStart"/>
+      <w:r>
+        <w:rPr>
+          <w:rFonts w:ascii="Arial" w:hAnsi="Arial" w:cs="Arial"/>
+        </w:rPr>
+        <w:t>United</w:t>
+      </w:r>
+      <w:proofErr w:type="spellEnd"/>
+      <w:r>
+        <w:rPr>
+          <w:rFonts w:ascii="Arial" w:hAnsi="Arial" w:cs="Arial"/>
+        </w:rPr>
+        <w:t xml:space="preserve"> Nations Office </w:t>
+      </w:r>
+      <w:proofErr w:type="spellStart"/>
+      <w:r>
+        <w:rPr>
+          <w:rFonts w:ascii="Arial" w:hAnsi="Arial" w:cs="Arial"/>
+        </w:rPr>
+        <w:t>on</w:t>
+      </w:r>
+      <w:proofErr w:type="spellEnd"/>
+      <w:r>
+        <w:rPr>
+          <w:rFonts w:ascii="Arial" w:hAnsi="Arial" w:cs="Arial"/>
+        </w:rPr>
+        <w:t xml:space="preserve"> Drugs and </w:t>
+      </w:r>
+      <w:proofErr w:type="spellStart"/>
+      <w:r>
+        <w:rPr>
+          <w:rFonts w:ascii="Arial" w:hAnsi="Arial" w:cs="Arial"/>
+        </w:rPr>
+        <w:t>Crime</w:t>
+      </w:r>
+      <w:proofErr w:type="spellEnd"/>
+      <w:r>
+        <w:rPr>
+          <w:rFonts w:ascii="Arial" w:hAnsi="Arial" w:cs="Arial"/>
+        </w:rPr>
+        <w:t xml:space="preserve"> </w:t>
       </w:r>
       <w:r>
         <w:rPr>
@@ -4795,7 +5084,49 @@
           <w:rFonts w:ascii="Arial" w:hAnsi="Arial" w:cs="Arial"/>
         </w:rPr>
         <w:lastRenderedPageBreak/>
-        <w:t>proliferación de armas de destrucción masiva, y sus recomendaciones son reconocidas como el estándar global en la materia (Financial Action Task Force [FATF], 202</w:t>
+        <w:t>proliferación de armas de destrucción masiva, y sus recomendaciones son reconocidas como el estándar global en la materia (</w:t>
+      </w:r>
+      <w:proofErr w:type="spellStart"/>
+      <w:r>
+        <w:rPr>
+          <w:rFonts w:ascii="Arial" w:hAnsi="Arial" w:cs="Arial"/>
+        </w:rPr>
+        <w:t>Financial</w:t>
+      </w:r>
+      <w:proofErr w:type="spellEnd"/>
+      <w:r>
+        <w:rPr>
+          <w:rFonts w:ascii="Arial" w:hAnsi="Arial" w:cs="Arial"/>
+        </w:rPr>
+        <w:t xml:space="preserve"> </w:t>
+      </w:r>
+      <w:proofErr w:type="spellStart"/>
+      <w:r>
+        <w:rPr>
+          <w:rFonts w:ascii="Arial" w:hAnsi="Arial" w:cs="Arial"/>
+        </w:rPr>
+        <w:t>Action</w:t>
+      </w:r>
+      <w:proofErr w:type="spellEnd"/>
+      <w:r>
+        <w:rPr>
+          <w:rFonts w:ascii="Arial" w:hAnsi="Arial" w:cs="Arial"/>
+        </w:rPr>
+        <w:t xml:space="preserve"> </w:t>
+      </w:r>
+      <w:proofErr w:type="spellStart"/>
+      <w:r>
+        <w:rPr>
+          <w:rFonts w:ascii="Arial" w:hAnsi="Arial" w:cs="Arial"/>
+        </w:rPr>
+        <w:t>Task</w:t>
+      </w:r>
+      <w:proofErr w:type="spellEnd"/>
+      <w:r>
+        <w:rPr>
+          <w:rFonts w:ascii="Arial" w:hAnsi="Arial" w:cs="Arial"/>
+        </w:rPr>
+        <w:t xml:space="preserve"> Force [FATF], 202</w:t>
       </w:r>
       <w:r>
         <w:rPr>
@@ -4915,7 +5246,21 @@
         <w:rPr>
           <w:rFonts w:ascii="Arial" w:hAnsi="Arial" w:cs="Arial"/>
         </w:rPr>
-        <w:t>Este esfuerzo internacional se vio reflejado en México de manera gradual: en 1990 se incorporó el delito de lavado de dinero al Código Fiscal de la Federación, se emitieron las primeras disposiciones generales para el sistema financiero y, en 2000, el país ingresó como miembro de pleno derecho al GAFI (Núñez Camacho, 2008, pp. xxi-xxii)</w:t>
+        <w:t xml:space="preserve">Este esfuerzo internacional se vio reflejado en México de manera gradual: en 1990 se incorporó el delito de lavado de dinero al Código Fiscal de la Federación, se emitieron las primeras disposiciones generales para el sistema financiero y, en 2000, el país ingresó como miembro de pleno derecho al GAFI (Núñez Camacho, 2008, pp. </w:t>
+      </w:r>
+      <w:proofErr w:type="spellStart"/>
+      <w:r>
+        <w:rPr>
+          <w:rFonts w:ascii="Arial" w:hAnsi="Arial" w:cs="Arial"/>
+        </w:rPr>
+        <w:t>xxi-xxii</w:t>
+      </w:r>
+      <w:proofErr w:type="spellEnd"/>
+      <w:r>
+        <w:rPr>
+          <w:rFonts w:ascii="Arial" w:hAnsi="Arial" w:cs="Arial"/>
+        </w:rPr>
+        <w:t>)</w:t>
       </w:r>
       <w:r>
         <w:rPr>
@@ -4945,7 +5290,21 @@
         <w:rPr>
           <w:rFonts w:ascii="Arial" w:hAnsi="Arial" w:cs="Arial"/>
         </w:rPr>
-        <w:t>, ese marco se traduce en la obligación de contar con sistemas automatizados que detecten y monitoreen operaciones, generen alertas y sustenten el reporte de operaciones inusuales (CNBV, 2017, diap. 25 y 31). Sin embargo, la Evaluación Nacional de Riesgos reconoce deficiencias en estos sistemas, principalmente en la parametrización de sus escenarios de alerta (UIF, 2023, p. 23).</w:t>
+        <w:t xml:space="preserve">, ese marco se traduce en la obligación de contar con sistemas automatizados que detecten y monitoreen operaciones, generen alertas y sustenten el reporte de operaciones inusuales (CNBV, 2017, </w:t>
+      </w:r>
+      <w:proofErr w:type="spellStart"/>
+      <w:r>
+        <w:rPr>
+          <w:rFonts w:ascii="Arial" w:hAnsi="Arial" w:cs="Arial"/>
+        </w:rPr>
+        <w:t>diap</w:t>
+      </w:r>
+      <w:proofErr w:type="spellEnd"/>
+      <w:r>
+        <w:rPr>
+          <w:rFonts w:ascii="Arial" w:hAnsi="Arial" w:cs="Arial"/>
+        </w:rPr>
+        <w:t>. 25 y 31). Sin embargo, la Evaluación Nacional de Riesgos reconoce deficiencias en estos sistemas, principalmente en la parametrización de sus escenarios de alerta (UIF, 2023, p. 23).</w:t>
       </w:r>
     </w:p>
     <w:p>
@@ -5000,7 +5359,21 @@
         <w:rPr>
           <w:rFonts w:ascii="Arial" w:hAnsi="Arial" w:cs="Arial"/>
         </w:rPr>
-        <w:t>, los modelos que detectan operaciones sospechosas pierden eficacia con el tiempo, porque cambian los datos y también las formas de operar de quienes lavan dinero (Gama et ál., 2014; Rocha-Salazar et ál., 2021). Además, hay que confirmar que una operación fue realmente lavado de dinero</w:t>
+        <w:t xml:space="preserve">, los modelos que detectan operaciones sospechosas pierden eficacia con el tiempo, porque cambian los datos y también las formas de operar de quienes lavan dinero (Gama et ál., 2014; Rocha-Salazar et ál., 2021). Además, hay que confirmar que una operación fue realmente </w:t>
+      </w:r>
+      <w:proofErr w:type="gramStart"/>
+      <w:r>
+        <w:rPr>
+          <w:rFonts w:ascii="Arial" w:hAnsi="Arial" w:cs="Arial"/>
+        </w:rPr>
+        <w:t>lavado</w:t>
+      </w:r>
+      <w:proofErr w:type="gramEnd"/>
+      <w:r>
+        <w:rPr>
+          <w:rFonts w:ascii="Arial" w:hAnsi="Arial" w:cs="Arial"/>
+        </w:rPr>
+        <w:t xml:space="preserve"> de dinero</w:t>
       </w:r>
       <w:r>
         <w:rPr>
@@ -5094,6 +5467,12 @@
           <w:bCs/>
         </w:rPr>
       </w:pPr>
+      <w:r>
+        <w:rPr>
+          <w:rFonts w:ascii="Arial" w:hAnsi="Arial" w:cs="Arial"/>
+        </w:rPr>
+        <w:t xml:space="preserve">         </w:t>
+      </w:r>
       <w:r>
         <w:rPr>
           <w:rFonts w:ascii="Arial" w:hAnsi="Arial" w:cs="Arial"/>
@@ -5418,7 +5797,21 @@
         <w:rPr>
           <w:rFonts w:ascii="Arial" w:hAnsi="Arial" w:cs="Arial"/>
         </w:rPr>
-        <w:t>El uso de agentes y modelos de lenguaje para combatir el lavado de dinero se ha centrado en detectar operaciones sospechosas (Mohamed et ál., 2026; Pirmorad, 2025), mientras que</w:t>
+        <w:t xml:space="preserve">El uso de agentes y modelos de lenguaje para combatir el lavado de dinero se ha centrado en detectar operaciones sospechosas (Mohamed et ál., 2026; </w:t>
+      </w:r>
+      <w:proofErr w:type="spellStart"/>
+      <w:r>
+        <w:rPr>
+          <w:rFonts w:ascii="Arial" w:hAnsi="Arial" w:cs="Arial"/>
+        </w:rPr>
+        <w:t>Pirmorad</w:t>
+      </w:r>
+      <w:proofErr w:type="spellEnd"/>
+      <w:r>
+        <w:rPr>
+          <w:rFonts w:ascii="Arial" w:hAnsi="Arial" w:cs="Arial"/>
+        </w:rPr>
+        <w:t>, 2025), mientras que</w:t>
       </w:r>
       <w:r>
         <w:rPr>
@@ -5490,19 +5883,7 @@
         <w:rPr>
           <w:rFonts w:ascii="Arial" w:hAnsi="Arial" w:cs="Arial"/>
         </w:rPr>
-        <w:t xml:space="preserve">, pues los </w:t>
-      </w:r>
-      <w:r>
-        <w:rPr>
-          <w:rFonts w:ascii="Arial" w:hAnsi="Arial" w:cs="Arial"/>
-        </w:rPr>
-        <w:t>agentes se</w:t>
-      </w:r>
-      <w:r>
-        <w:rPr>
-          <w:rFonts w:ascii="Arial" w:hAnsi="Arial" w:cs="Arial"/>
-        </w:rPr>
-        <w:t xml:space="preserve"> emplean</w:t>
+        <w:t>, pues los agentes se emplean</w:t>
       </w:r>
       <w:r>
         <w:rPr>
@@ -5813,6 +6194,7 @@
     </w:p>
     <w:p>
       <w:pPr>
+        <w:spacing w:line="276" w:lineRule="auto"/>
         <w:jc w:val="both"/>
         <w:rPr>
           <w:rFonts w:ascii="Arial" w:hAnsi="Arial" w:cs="Arial"/>
@@ -5828,7 +6210,13 @@
         <w:rPr>
           <w:rFonts w:ascii="Arial" w:hAnsi="Arial" w:cs="Arial"/>
         </w:rPr>
-        <w:t>Evaluar en qué medida un sistema de agentes de inteligencia artificial detecta a tiempo y explica la pérdida de eficiencia de un modelo de detección de lavado de dinero, en comparación con el monitoreo tradicional basado en reglas y umbrales fijos, en un entorno de producción simulado.</w:t>
+        <w:t>Evaluar en qué medida un sistema de agentes de inteligencia artificial detecta a tiempo y explica la pérdida de eficiencia de un modelo de detección de lavado de dinero, en comparación con el monitoreo tradicional basado en reglas y umbrales fijos, en un entorno de producción simulado</w:t>
+      </w:r>
+      <w:r>
+        <w:rPr>
+          <w:rFonts w:ascii="Arial" w:hAnsi="Arial" w:cs="Arial"/>
+        </w:rPr>
+        <w:t>, para aportar evidencia sobre su utilidad en la vigilancia de estos modelos.</w:t>
       </w:r>
     </w:p>
     <w:p>
@@ -5891,6 +6279,7 @@
     <w:p>
       <w:pPr>
         <w:pStyle w:val="Prrafodelista"/>
+        <w:jc w:val="both"/>
         <w:rPr>
           <w:rFonts w:ascii="Arial" w:hAnsi="Arial" w:cs="Arial"/>
         </w:rPr>
@@ -5899,6 +6288,7 @@
     <w:p>
       <w:pPr>
         <w:pStyle w:val="Prrafodelista"/>
+        <w:spacing w:line="276" w:lineRule="auto"/>
         <w:jc w:val="both"/>
         <w:rPr>
           <w:rFonts w:ascii="Arial" w:hAnsi="Arial" w:cs="Arial"/>
@@ -5907,6 +6297,8 @@
       <w:r>
         <w:rPr>
           <w:rFonts w:ascii="Arial" w:hAnsi="Arial" w:cs="Arial"/>
+          <w:sz w:val="24"/>
+          <w:szCs w:val="24"/>
         </w:rPr>
         <w:t>Establecer escenarios simulados en los que un modelo de detección de lavado de dinero pierde eficacia por causas conocidas, para contar con referencias contra las cuales verificar la detección y el diagnostico</w:t>
       </w:r>
@@ -5928,20 +6320,43 @@
     <w:p>
       <w:pPr>
         <w:pStyle w:val="Prrafodelista"/>
+        <w:spacing w:line="276" w:lineRule="auto"/>
         <w:jc w:val="both"/>
         <w:rPr>
           <w:rFonts w:ascii="Arial" w:hAnsi="Arial" w:cs="Arial"/>
-        </w:rPr>
-      </w:pPr>
-      <w:r>
-        <w:rPr>
-          <w:rFonts w:ascii="Arial" w:hAnsi="Arial" w:cs="Arial"/>
-        </w:rPr>
-        <w:t>Determinar el tiempo con que el sistema de agentes detecta la perdida de eficiencia y la proporción de causas que identifica correctamente, para medir su oportunidad y exactitud</w:t>
-      </w:r>
-      <w:r>
-        <w:rPr>
-          <w:rFonts w:ascii="Arial" w:hAnsi="Arial" w:cs="Arial"/>
+          <w:sz w:val="24"/>
+          <w:szCs w:val="24"/>
+        </w:rPr>
+      </w:pPr>
+      <w:r>
+        <w:rPr>
+          <w:rFonts w:ascii="Arial" w:hAnsi="Arial" w:cs="Arial"/>
+          <w:sz w:val="24"/>
+          <w:szCs w:val="24"/>
+        </w:rPr>
+        <w:t>Determinar el tiempo con que el sistema de agentes detecta la p</w:t>
+      </w:r>
+      <w:r>
+        <w:rPr>
+          <w:rFonts w:ascii="Arial" w:hAnsi="Arial" w:cs="Arial"/>
+          <w:sz w:val="24"/>
+          <w:szCs w:val="24"/>
+        </w:rPr>
+        <w:t>é</w:t>
+      </w:r>
+      <w:r>
+        <w:rPr>
+          <w:rFonts w:ascii="Arial" w:hAnsi="Arial" w:cs="Arial"/>
+          <w:sz w:val="24"/>
+          <w:szCs w:val="24"/>
+        </w:rPr>
+        <w:t>rdida de eficiencia y la proporción de causas que identifica correctamente, para medir su oportunidad y exactitud</w:t>
+      </w:r>
+      <w:r>
+        <w:rPr>
+          <w:rFonts w:ascii="Arial" w:hAnsi="Arial" w:cs="Arial"/>
+          <w:sz w:val="24"/>
+          <w:szCs w:val="24"/>
         </w:rPr>
         <w:t>.</w:t>
       </w:r>
@@ -5957,19 +6372,27 @@
     <w:p>
       <w:pPr>
         <w:pStyle w:val="Prrafodelista"/>
-        <w:rPr>
-          <w:rFonts w:ascii="Arial" w:hAnsi="Arial" w:cs="Arial"/>
-        </w:rPr>
-      </w:pPr>
-      <w:r>
-        <w:rPr>
-          <w:rFonts w:ascii="Arial" w:hAnsi="Arial" w:cs="Arial"/>
+        <w:spacing w:line="360" w:lineRule="auto"/>
+        <w:jc w:val="both"/>
+        <w:rPr>
+          <w:rFonts w:ascii="Arial" w:hAnsi="Arial" w:cs="Arial"/>
+          <w:sz w:val="24"/>
+          <w:szCs w:val="24"/>
+        </w:rPr>
+      </w:pPr>
+      <w:r>
+        <w:rPr>
+          <w:rFonts w:ascii="Arial" w:hAnsi="Arial" w:cs="Arial"/>
+          <w:sz w:val="24"/>
+          <w:szCs w:val="24"/>
         </w:rPr>
         <w:t>Contrastar el desempeño del sistema de agentes con el del monitoreo tradicional en esos mismos escenarios, para identificar en qué condiciones ofrece una ventaja</w:t>
       </w:r>
       <w:r>
         <w:rPr>
           <w:rFonts w:ascii="Arial" w:hAnsi="Arial" w:cs="Arial"/>
+          <w:sz w:val="24"/>
+          <w:szCs w:val="24"/>
         </w:rPr>
         <w:t>.</w:t>
       </w:r>
@@ -6267,12 +6690,14 @@
         </w:rPr>
         <w:t>1.1.1</w:t>
       </w:r>
+      <w:proofErr w:type="gramStart"/>
       <w:r>
         <w:rPr>
           <w:rFonts w:ascii="Arial" w:hAnsi="Arial" w:cs="Arial"/>
         </w:rPr>
         <w:t xml:space="preserve">   (</w:t>
       </w:r>
+      <w:proofErr w:type="gramEnd"/>
       <w:r>
         <w:rPr>
           <w:rFonts w:ascii="Arial" w:hAnsi="Arial" w:cs="Arial"/>
@@ -6688,12 +7113,14 @@
         </w:rPr>
         <w:t>1.1.1</w:t>
       </w:r>
+      <w:proofErr w:type="gramStart"/>
       <w:r>
         <w:rPr>
           <w:rFonts w:ascii="Arial" w:hAnsi="Arial" w:cs="Arial"/>
         </w:rPr>
         <w:t xml:space="preserve">   (</w:t>
       </w:r>
+      <w:proofErr w:type="gramEnd"/>
       <w:r>
         <w:rPr>
           <w:rFonts w:ascii="Arial" w:hAnsi="Arial" w:cs="Arial"/>
@@ -7087,12 +7514,14 @@
         </w:rPr>
         <w:t>1.1.1</w:t>
       </w:r>
+      <w:proofErr w:type="gramStart"/>
       <w:r>
         <w:rPr>
           <w:rFonts w:ascii="Arial" w:hAnsi="Arial" w:cs="Arial"/>
         </w:rPr>
         <w:t xml:space="preserve">   (</w:t>
       </w:r>
+      <w:proofErr w:type="gramEnd"/>
       <w:r>
         <w:rPr>
           <w:rFonts w:ascii="Arial" w:hAnsi="Arial" w:cs="Arial"/>
@@ -7608,6 +8037,7 @@
         </w:rPr>
         <w:t xml:space="preserve">. </w:t>
       </w:r>
+      <w:proofErr w:type="spellStart"/>
       <w:r>
         <w:rPr>
           <w:rFonts w:ascii="Arial" w:hAnsi="Arial" w:cs="Arial"/>
@@ -7615,6 +8045,7 @@
         </w:rPr>
         <w:t>Aranzadi</w:t>
       </w:r>
+      <w:proofErr w:type="spellEnd"/>
     </w:p>
     <w:p>
       <w:pPr>
@@ -7639,6 +8070,7 @@
         </w:rPr>
         <w:t xml:space="preserve">(s.f.). </w:t>
       </w:r>
+      <w:proofErr w:type="spellStart"/>
       <w:r>
         <w:rPr>
           <w:rFonts w:ascii="Arial" w:hAnsi="Arial" w:cs="Arial"/>
@@ -7647,6 +8079,7 @@
         </w:rPr>
         <w:t>Overview</w:t>
       </w:r>
+      <w:proofErr w:type="spellEnd"/>
       <w:r>
         <w:rPr>
           <w:rFonts w:ascii="Arial" w:hAnsi="Arial" w:cs="Arial"/>
@@ -7841,7 +8274,63 @@
         <w:rPr>
           <w:rFonts w:ascii="Arial" w:hAnsi="Arial" w:cs="Arial"/>
         </w:rPr>
-        <w:t xml:space="preserve">Gama, J., Žliobaitė, I., Bifet, A., Pechenizkiy, M. y Bouchachia, A. (2014). </w:t>
+        <w:t xml:space="preserve">Gama, J., </w:t>
+      </w:r>
+      <w:proofErr w:type="spellStart"/>
+      <w:r>
+        <w:rPr>
+          <w:rFonts w:ascii="Arial" w:hAnsi="Arial" w:cs="Arial"/>
+        </w:rPr>
+        <w:t>Žliobaitė</w:t>
+      </w:r>
+      <w:proofErr w:type="spellEnd"/>
+      <w:r>
+        <w:rPr>
+          <w:rFonts w:ascii="Arial" w:hAnsi="Arial" w:cs="Arial"/>
+        </w:rPr>
+        <w:t xml:space="preserve">, I., </w:t>
+      </w:r>
+      <w:proofErr w:type="spellStart"/>
+      <w:r>
+        <w:rPr>
+          <w:rFonts w:ascii="Arial" w:hAnsi="Arial" w:cs="Arial"/>
+        </w:rPr>
+        <w:t>Bifet</w:t>
+      </w:r>
+      <w:proofErr w:type="spellEnd"/>
+      <w:r>
+        <w:rPr>
+          <w:rFonts w:ascii="Arial" w:hAnsi="Arial" w:cs="Arial"/>
+        </w:rPr>
+        <w:t xml:space="preserve">, A., </w:t>
+      </w:r>
+      <w:proofErr w:type="spellStart"/>
+      <w:r>
+        <w:rPr>
+          <w:rFonts w:ascii="Arial" w:hAnsi="Arial" w:cs="Arial"/>
+        </w:rPr>
+        <w:t>Pechenizkiy</w:t>
+      </w:r>
+      <w:proofErr w:type="spellEnd"/>
+      <w:r>
+        <w:rPr>
+          <w:rFonts w:ascii="Arial" w:hAnsi="Arial" w:cs="Arial"/>
+        </w:rPr>
+        <w:t xml:space="preserve">, M. y </w:t>
+      </w:r>
+      <w:proofErr w:type="spellStart"/>
+      <w:r>
+        <w:rPr>
+          <w:rFonts w:ascii="Arial" w:hAnsi="Arial" w:cs="Arial"/>
+        </w:rPr>
+        <w:t>Bouchachia</w:t>
+      </w:r>
+      <w:proofErr w:type="spellEnd"/>
+      <w:r>
+        <w:rPr>
+          <w:rFonts w:ascii="Arial" w:hAnsi="Arial" w:cs="Arial"/>
+        </w:rPr>
+        <w:t xml:space="preserve">, A. (2014). </w:t>
       </w:r>
       <w:r>
         <w:rPr>
@@ -7864,7 +8353,23 @@
           <w:rFonts w:ascii="Arial" w:hAnsi="Arial" w:cs="Arial"/>
           <w:lang w:val="en-US"/>
         </w:rPr>
-        <w:t>(4), Artículo 44.</w:t>
+        <w:t xml:space="preserve">(4), </w:t>
+      </w:r>
+      <w:proofErr w:type="spellStart"/>
+      <w:r>
+        <w:rPr>
+          <w:rFonts w:ascii="Arial" w:hAnsi="Arial" w:cs="Arial"/>
+          <w:lang w:val="en-US"/>
+        </w:rPr>
+        <w:t>Artículo</w:t>
+      </w:r>
+      <w:proofErr w:type="spellEnd"/>
+      <w:r>
+        <w:rPr>
+          <w:rFonts w:ascii="Arial" w:hAnsi="Arial" w:cs="Arial"/>
+          <w:lang w:val="en-US"/>
+        </w:rPr>
+        <w:t xml:space="preserve"> 44.</w:t>
       </w:r>
     </w:p>
     <w:p>
@@ -7884,7 +8389,43 @@
           <w:highlight w:val="yellow"/>
           <w:lang w:val="en-US"/>
         </w:rPr>
-        <w:t xml:space="preserve">Sethi, A., Gupta, P., Kansotia, S., Kant, K. y Srivasatava, N. (2026). Proactive detection of model degradation in financial fraud prediction with delayed </w:t>
+        <w:t xml:space="preserve">Sethi, A., Gupta, P., </w:t>
+      </w:r>
+      <w:proofErr w:type="spellStart"/>
+      <w:r>
+        <w:rPr>
+          <w:rFonts w:ascii="Arial" w:hAnsi="Arial" w:cs="Arial"/>
+          <w:highlight w:val="yellow"/>
+          <w:lang w:val="en-US"/>
+        </w:rPr>
+        <w:t>Kansotia</w:t>
+      </w:r>
+      <w:proofErr w:type="spellEnd"/>
+      <w:r>
+        <w:rPr>
+          <w:rFonts w:ascii="Arial" w:hAnsi="Arial" w:cs="Arial"/>
+          <w:highlight w:val="yellow"/>
+          <w:lang w:val="en-US"/>
+        </w:rPr>
+        <w:t xml:space="preserve">, S., Kant, K. y </w:t>
+      </w:r>
+      <w:proofErr w:type="spellStart"/>
+      <w:r>
+        <w:rPr>
+          <w:rFonts w:ascii="Arial" w:hAnsi="Arial" w:cs="Arial"/>
+          <w:highlight w:val="yellow"/>
+          <w:lang w:val="en-US"/>
+        </w:rPr>
+        <w:t>Srivasatava</w:t>
+      </w:r>
+      <w:proofErr w:type="spellEnd"/>
+      <w:r>
+        <w:rPr>
+          <w:rFonts w:ascii="Arial" w:hAnsi="Arial" w:cs="Arial"/>
+          <w:highlight w:val="yellow"/>
+          <w:lang w:val="en-US"/>
+        </w:rPr>
+        <w:t xml:space="preserve">, N. (2026). Proactive detection of model degradation in financial fraud prediction with delayed </w:t>
       </w:r>
       <w:r>
         <w:rPr>
@@ -7946,6 +8487,7 @@
         </w:rPr>
         <w:t xml:space="preserve">, </w:t>
       </w:r>
+      <w:proofErr w:type="spellStart"/>
       <w:r>
         <w:rPr>
           <w:rFonts w:ascii="Arial" w:hAnsi="Arial" w:cs="Arial"/>
@@ -7953,12 +8495,45 @@
         </w:rPr>
         <w:t>Zefan</w:t>
       </w:r>
+      <w:proofErr w:type="spellEnd"/>
       <w:r>
         <w:rPr>
           <w:rFonts w:ascii="Arial" w:hAnsi="Arial" w:cs="Arial"/>
           <w:lang w:val="en-US"/>
         </w:rPr>
-        <w:t xml:space="preserve">., et ál. (2024). RCAgent: Cloud root cause analysis by autonomous agents with tool-augmented large language models. En </w:t>
+        <w:t xml:space="preserve">., et </w:t>
+      </w:r>
+      <w:proofErr w:type="spellStart"/>
+      <w:r>
+        <w:rPr>
+          <w:rFonts w:ascii="Arial" w:hAnsi="Arial" w:cs="Arial"/>
+          <w:lang w:val="en-US"/>
+        </w:rPr>
+        <w:t>ál</w:t>
+      </w:r>
+      <w:proofErr w:type="spellEnd"/>
+      <w:r>
+        <w:rPr>
+          <w:rFonts w:ascii="Arial" w:hAnsi="Arial" w:cs="Arial"/>
+          <w:lang w:val="en-US"/>
+        </w:rPr>
+        <w:t xml:space="preserve">. (2024). </w:t>
+      </w:r>
+      <w:proofErr w:type="spellStart"/>
+      <w:r>
+        <w:rPr>
+          <w:rFonts w:ascii="Arial" w:hAnsi="Arial" w:cs="Arial"/>
+          <w:lang w:val="en-US"/>
+        </w:rPr>
+        <w:t>RCAgent</w:t>
+      </w:r>
+      <w:proofErr w:type="spellEnd"/>
+      <w:r>
+        <w:rPr>
+          <w:rFonts w:ascii="Arial" w:hAnsi="Arial" w:cs="Arial"/>
+          <w:lang w:val="en-US"/>
+        </w:rPr>
+        <w:t xml:space="preserve">: Cloud root cause analysis by autonomous agents with tool-augmented large language models. En </w:t>
       </w:r>
       <w:r>
         <w:rPr>
@@ -7991,7 +8566,6 @@
         <w:jc w:val="both"/>
         <w:rPr>
           <w:rFonts w:ascii="Arial" w:hAnsi="Arial" w:cs="Arial"/>
-          <w:lang w:val="en-US"/>
         </w:rPr>
       </w:pPr>
       <w:r>
@@ -8032,6 +8606,7 @@
         <w:jc w:val="both"/>
         <w:rPr>
           <w:rFonts w:ascii="Arial" w:hAnsi="Arial" w:cs="Arial"/>
+          <w:lang w:val="en-US"/>
         </w:rPr>
       </w:pPr>
       <w:r>
@@ -8052,12 +8627,14 @@
           <w:rFonts w:ascii="Arial" w:hAnsi="Arial" w:cs="Arial"/>
           <w:i/>
           <w:iCs/>
+          <w:lang w:val="en-US"/>
         </w:rPr>
         <w:t>IEEE Access, 11</w:t>
       </w:r>
       <w:r>
         <w:rPr>
           <w:rFonts w:ascii="Arial" w:hAnsi="Arial" w:cs="Arial"/>
+          <w:lang w:val="en-US"/>
         </w:rPr>
         <w:t>, 8889-8903</w:t>
       </w:r>
@@ -8070,14 +8647,31 @@
         <w:jc w:val="both"/>
         <w:rPr>
           <w:rFonts w:ascii="Arial" w:hAnsi="Arial" w:cs="Arial"/>
-        </w:rPr>
-      </w:pPr>
-      <w:r>
-        <w:rPr>
-          <w:rFonts w:ascii="Arial" w:hAnsi="Arial" w:cs="Arial"/>
           <w:lang w:val="en-US"/>
         </w:rPr>
-        <w:t xml:space="preserve">Mohamed, R. E., Hussain, M., Jadidi, Z., Foo, E. y Azam, S. (2026). Towards agentic AI swarm modeling for blockchain-based money laundering detection. En S. Pal, K. Biswas, S. Kanhere, T. Myers y V. Muthukkumarasamy (Eds.), </w:t>
+      </w:pPr>
+      <w:r>
+        <w:rPr>
+          <w:rFonts w:ascii="Arial" w:hAnsi="Arial" w:cs="Arial"/>
+          <w:lang w:val="en-US"/>
+        </w:rPr>
+        <w:t xml:space="preserve">Mohamed, R. E., Hussain, M., Jadidi, Z., Foo, E. y Azam, S. (2026). Towards agentic AI swarm modeling for blockchain-based money laundering detection. En S. Pal, K. Biswas, S. Kanhere, T. Myers y V. </w:t>
+      </w:r>
+      <w:proofErr w:type="spellStart"/>
+      <w:r>
+        <w:rPr>
+          <w:rFonts w:ascii="Arial" w:hAnsi="Arial" w:cs="Arial"/>
+          <w:lang w:val="en-US"/>
+        </w:rPr>
+        <w:t>Muthukkumarasamy</w:t>
+      </w:r>
+      <w:proofErr w:type="spellEnd"/>
+      <w:r>
+        <w:rPr>
+          <w:rFonts w:ascii="Arial" w:hAnsi="Arial" w:cs="Arial"/>
+          <w:lang w:val="en-US"/>
+        </w:rPr>
+        <w:t xml:space="preserve"> (Eds.), </w:t>
       </w:r>
       <w:r>
         <w:rPr>
@@ -8098,6 +8692,7 @@
       <w:r>
         <w:rPr>
           <w:rFonts w:ascii="Arial" w:hAnsi="Arial" w:cs="Arial"/>
+          <w:lang w:val="en-US"/>
         </w:rPr>
         <w:t>Springer</w:t>
       </w:r>
@@ -8112,12 +8707,21 @@
           <w:rFonts w:ascii="Arial" w:hAnsi="Arial" w:cs="Arial"/>
         </w:rPr>
       </w:pPr>
+      <w:proofErr w:type="spellStart"/>
       <w:r>
         <w:rPr>
           <w:rFonts w:ascii="Arial" w:hAnsi="Arial" w:cs="Arial"/>
           <w:lang w:val="en-US"/>
         </w:rPr>
-        <w:t xml:space="preserve">Pirmorad, E. (2025). </w:t>
+        <w:t>Pirmorad</w:t>
+      </w:r>
+      <w:proofErr w:type="spellEnd"/>
+      <w:r>
+        <w:rPr>
+          <w:rFonts w:ascii="Arial" w:hAnsi="Arial" w:cs="Arial"/>
+          <w:lang w:val="en-US"/>
+        </w:rPr>
+        <w:t xml:space="preserve">, E. (2025). </w:t>
       </w:r>
       <w:r>
         <w:rPr>
@@ -8133,7 +8737,23 @@
           <w:rFonts w:ascii="Arial" w:hAnsi="Arial" w:cs="Arial"/>
           <w:lang w:val="en-US"/>
         </w:rPr>
-        <w:t xml:space="preserve"> [Preprint]. arXiv. </w:t>
+        <w:t xml:space="preserve"> [Preprint]. </w:t>
+      </w:r>
+      <w:proofErr w:type="spellStart"/>
+      <w:r>
+        <w:rPr>
+          <w:rFonts w:ascii="Arial" w:hAnsi="Arial" w:cs="Arial"/>
+          <w:lang w:val="en-US"/>
+        </w:rPr>
+        <w:t>arXiv</w:t>
+      </w:r>
+      <w:proofErr w:type="spellEnd"/>
+      <w:r>
+        <w:rPr>
+          <w:rFonts w:ascii="Arial" w:hAnsi="Arial" w:cs="Arial"/>
+          <w:lang w:val="en-US"/>
+        </w:rPr>
+        <w:t xml:space="preserve">. </w:t>
       </w:r>
       <w:hyperlink r:id="rId14" w:history="1">
         <w:r>
@@ -8153,13 +8773,42 @@
         <w:jc w:val="both"/>
         <w:rPr>
           <w:rFonts w:ascii="Arial" w:hAnsi="Arial" w:cs="Arial"/>
-        </w:rPr>
-      </w:pPr>
-      <w:r>
-        <w:rPr>
-          <w:rFonts w:ascii="Arial" w:hAnsi="Arial" w:cs="Arial"/>
-        </w:rPr>
-        <w:t xml:space="preserve">Sethi, A., Gupta, P., Kansotia, S., Kant, K. y Srivasatava, N. (2026). </w:t>
+          <w:lang w:val="de-DE"/>
+        </w:rPr>
+      </w:pPr>
+      <w:r>
+        <w:rPr>
+          <w:rFonts w:ascii="Arial" w:hAnsi="Arial" w:cs="Arial"/>
+        </w:rPr>
+        <w:t xml:space="preserve">Sethi, A., Gupta, P., </w:t>
+      </w:r>
+      <w:proofErr w:type="spellStart"/>
+      <w:r>
+        <w:rPr>
+          <w:rFonts w:ascii="Arial" w:hAnsi="Arial" w:cs="Arial"/>
+        </w:rPr>
+        <w:t>Kansotia</w:t>
+      </w:r>
+      <w:proofErr w:type="spellEnd"/>
+      <w:r>
+        <w:rPr>
+          <w:rFonts w:ascii="Arial" w:hAnsi="Arial" w:cs="Arial"/>
+        </w:rPr>
+        <w:t xml:space="preserve">, S., Kant, K. y </w:t>
+      </w:r>
+      <w:proofErr w:type="spellStart"/>
+      <w:r>
+        <w:rPr>
+          <w:rFonts w:ascii="Arial" w:hAnsi="Arial" w:cs="Arial"/>
+        </w:rPr>
+        <w:t>Srivasatava</w:t>
+      </w:r>
+      <w:proofErr w:type="spellEnd"/>
+      <w:r>
+        <w:rPr>
+          <w:rFonts w:ascii="Arial" w:hAnsi="Arial" w:cs="Arial"/>
+        </w:rPr>
+        <w:t xml:space="preserve">, N. (2026). </w:t>
       </w:r>
       <w:r>
         <w:rPr>
@@ -8187,6 +8836,7 @@
       <w:r>
         <w:rPr>
           <w:rFonts w:ascii="Arial" w:hAnsi="Arial" w:cs="Arial"/>
+          <w:lang w:val="de-DE"/>
         </w:rPr>
         <w:t>Springer.</w:t>
       </w:r>
@@ -8199,21 +8849,31 @@
         <w:jc w:val="both"/>
         <w:rPr>
           <w:rFonts w:ascii="Arial" w:hAnsi="Arial" w:cs="Arial"/>
-        </w:rPr>
-      </w:pPr>
-      <w:r>
-        <w:rPr>
-          <w:rFonts w:ascii="Arial" w:hAnsi="Arial" w:cs="Arial"/>
           <w:lang w:val="de-DE"/>
         </w:rPr>
+      </w:pPr>
+      <w:r>
+        <w:rPr>
+          <w:rFonts w:ascii="Arial" w:hAnsi="Arial" w:cs="Arial"/>
+          <w:lang w:val="de-DE"/>
+        </w:rPr>
         <w:t xml:space="preserve">Wang, Z., Liu, Z., Zhang, Y., Zhong, A., Wang, J., Yin, F., Fan, L., Wu, L. y Wen, Q. (2024). </w:t>
       </w:r>
+      <w:proofErr w:type="spellStart"/>
       <w:r>
         <w:rPr>
           <w:rFonts w:ascii="Arial" w:hAnsi="Arial" w:cs="Arial"/>
           <w:lang w:val="en-US"/>
         </w:rPr>
-        <w:t xml:space="preserve">RCAgent: Cloud root cause analysis by autonomous agents with tool-augmented large language models. En </w:t>
+        <w:t>RCAgent</w:t>
+      </w:r>
+      <w:proofErr w:type="spellEnd"/>
+      <w:r>
+        <w:rPr>
+          <w:rFonts w:ascii="Arial" w:hAnsi="Arial" w:cs="Arial"/>
+          <w:lang w:val="en-US"/>
+        </w:rPr>
+        <w:t xml:space="preserve">: Cloud root cause analysis by autonomous agents with tool-augmented large language models. En </w:t>
       </w:r>
       <w:r>
         <w:rPr>
@@ -8234,6 +8894,7 @@
       <w:r>
         <w:rPr>
           <w:rFonts w:ascii="Arial" w:hAnsi="Arial" w:cs="Arial"/>
+          <w:lang w:val="de-DE"/>
         </w:rPr>
         <w:t>ACM.</w:t>
       </w:r>
@@ -8279,7 +8940,27 @@
           <w:iCs/>
           <w:lang w:val="en-US"/>
         </w:rPr>
-        <w:t>Advances in Neural Information Processing Systems 36 (NeurIPS 2023), Datasets and Benchmarks Track</w:t>
+        <w:t>Advances in Neural Information Processing Systems 36 (</w:t>
+      </w:r>
+      <w:proofErr w:type="spellStart"/>
+      <w:r>
+        <w:rPr>
+          <w:rFonts w:ascii="Arial" w:hAnsi="Arial" w:cs="Arial"/>
+          <w:i/>
+          <w:iCs/>
+          <w:lang w:val="en-US"/>
+        </w:rPr>
+        <w:t>NeurIPS</w:t>
+      </w:r>
+      <w:proofErr w:type="spellEnd"/>
+      <w:r>
+        <w:rPr>
+          <w:rFonts w:ascii="Arial" w:hAnsi="Arial" w:cs="Arial"/>
+          <w:i/>
+          <w:iCs/>
+          <w:lang w:val="en-US"/>
+        </w:rPr>
+        <w:t xml:space="preserve"> 2023), Datasets and Benchmarks Track</w:t>
       </w:r>
       <w:r>
         <w:rPr>
@@ -9875,6 +10556,7 @@
   <w:style w:type="character" w:default="1" w:styleId="Fuentedeprrafopredeter">
     <w:name w:val="Default Paragraph Font"/>
     <w:uiPriority w:val="1"/>
+    <w:semiHidden/>
     <w:unhideWhenUsed/>
   </w:style>
   <w:style w:type="table" w:default="1" w:styleId="Tablanormal">
@@ -10356,6 +11038,23 @@
 </file>
 
 <file path=customXml/item1.xml><?xml version="1.0" encoding="utf-8"?>
+<p:properties xmlns:p="http://schemas.microsoft.com/office/2006/metadata/properties" xmlns:xsi="http://www.w3.org/2001/XMLSchema-instance" xmlns:pc="http://schemas.microsoft.com/office/infopath/2007/PartnerControls">
+  <documentManagement>
+    <ReferenceId xmlns="d921d922-e586-4070-94cf-401e9ff1332c" xsi:nil="true"/>
+  </documentManagement>
+</p:properties>
+</file>
+
+<file path=customXml/item2.xml><?xml version="1.0" encoding="utf-8"?>
+<?mso-contentType ?>
+<FormTemplates xmlns="http://schemas.microsoft.com/sharepoint/v3/contenttype/forms">
+  <Display>DocumentLibraryForm</Display>
+  <Edit>DocumentLibraryForm</Edit>
+  <New>DocumentLibraryForm</New>
+</FormTemplates>
+</file>
+
+<file path=customXml/item3.xml><?xml version="1.0" encoding="utf-8"?>
 <ct:contentTypeSchema xmlns:ct="http://schemas.microsoft.com/office/2006/metadata/contentType" xmlns:ma="http://schemas.microsoft.com/office/2006/metadata/properties/metaAttributes" ct:_="" ma:_="" ma:contentTypeName="Document" ma:contentTypeID="0x0101006AF304BD0D0B7C4698522C08709C00BB" ma:contentTypeVersion="4" ma:contentTypeDescription="Create a new document." ma:contentTypeScope="" ma:versionID="d87bf246123dbc96f665515db9402ea3">
   <xsd:schema xmlns:xsd="http://www.w3.org/2001/XMLSchema" xmlns:xs="http://www.w3.org/2001/XMLSchema" xmlns:p="http://schemas.microsoft.com/office/2006/metadata/properties" xmlns:ns2="d921d922-e586-4070-94cf-401e9ff1332c" targetNamespace="http://schemas.microsoft.com/office/2006/metadata/properties" ma:root="true" ma:fieldsID="814706c9f71ffcccbcbebef487bdee00" ns2:_="">
     <xsd:import namespace="d921d922-e586-4070-94cf-401e9ff1332c"/>
@@ -10499,24 +11198,25 @@
 </ct:contentTypeSchema>
 </file>
 
-<file path=customXml/item2.xml><?xml version="1.0" encoding="utf-8"?>
-<?mso-contentType ?>
-<FormTemplates xmlns="http://schemas.microsoft.com/sharepoint/v3/contenttype/forms">
-  <Display>DocumentLibraryForm</Display>
-  <Edit>DocumentLibraryForm</Edit>
-  <New>DocumentLibraryForm</New>
-</FormTemplates>
+<file path=customXml/itemProps1.xml><?xml version="1.0" encoding="utf-8"?>
+<ds:datastoreItem xmlns:ds="http://schemas.openxmlformats.org/officeDocument/2006/customXml" ds:itemID="{0A485150-6D8C-4680-B13D-3C6444219884}">
+  <ds:schemaRefs>
+    <ds:schemaRef ds:uri="http://schemas.microsoft.com/office/2006/metadata/properties"/>
+    <ds:schemaRef ds:uri="http://schemas.microsoft.com/office/infopath/2007/PartnerControls"/>
+    <ds:schemaRef ds:uri="d921d922-e586-4070-94cf-401e9ff1332c"/>
+  </ds:schemaRefs>
+</ds:datastoreItem>
 </file>
 
-<file path=customXml/item3.xml><?xml version="1.0" encoding="utf-8"?>
-<p:properties xmlns:p="http://schemas.microsoft.com/office/2006/metadata/properties" xmlns:xsi="http://www.w3.org/2001/XMLSchema-instance" xmlns:pc="http://schemas.microsoft.com/office/infopath/2007/PartnerControls">
-  <documentManagement>
-    <ReferenceId xmlns="d921d922-e586-4070-94cf-401e9ff1332c" xsi:nil="true"/>
-  </documentManagement>
-</p:properties>
+<file path=customXml/itemProps2.xml><?xml version="1.0" encoding="utf-8"?>
+<ds:datastoreItem xmlns:ds="http://schemas.openxmlformats.org/officeDocument/2006/customXml" ds:itemID="{C7DAC258-E4DA-446C-926C-E7A60E0F13CC}">
+  <ds:schemaRefs>
+    <ds:schemaRef ds:uri="http://schemas.microsoft.com/sharepoint/v3/contenttype/forms"/>
+  </ds:schemaRefs>
+</ds:datastoreItem>
 </file>
 
-<file path=customXml/itemProps1.xml><?xml version="1.0" encoding="utf-8"?>
+<file path=customXml/itemProps3.xml><?xml version="1.0" encoding="utf-8"?>
 <ds:datastoreItem xmlns:ds="http://schemas.openxmlformats.org/officeDocument/2006/customXml" ds:itemID="{66617E81-A932-4195-A0D0-208078D8F9E1}">
   <ds:schemaRefs>
     <ds:schemaRef ds:uri="http://schemas.microsoft.com/office/2006/metadata/contentType"/>
@@ -10532,22 +11232,4 @@
     <ds:schemaRef ds:uri="http://schemas.microsoft.com/internal/obd"/>
   </ds:schemaRefs>
 </ds:datastoreItem>
-</file>
-
-<file path=customXml/itemProps2.xml><?xml version="1.0" encoding="utf-8"?>
-<ds:datastoreItem xmlns:ds="http://schemas.openxmlformats.org/officeDocument/2006/customXml" ds:itemID="{C7DAC258-E4DA-446C-926C-E7A60E0F13CC}">
-  <ds:schemaRefs>
-    <ds:schemaRef ds:uri="http://schemas.microsoft.com/sharepoint/v3/contenttype/forms"/>
-  </ds:schemaRefs>
-</ds:datastoreItem>
-</file>
-
-<file path=customXml/itemProps3.xml><?xml version="1.0" encoding="utf-8"?>
-<ds:datastoreItem xmlns:ds="http://schemas.openxmlformats.org/officeDocument/2006/customXml" ds:itemID="{0A485150-6D8C-4680-B13D-3C6444219884}">
-  <ds:schemaRefs>
-    <ds:schemaRef ds:uri="http://schemas.microsoft.com/office/2006/metadata/properties"/>
-    <ds:schemaRef ds:uri="http://schemas.microsoft.com/office/infopath/2007/PartnerControls"/>
-    <ds:schemaRef ds:uri="d921d922-e586-4070-94cf-401e9ff1332c"/>
-  </ds:schemaRefs>
-</ds:datastoreItem>
 </file>